--- a/sources/veille/ai-act/2026-06-14_veille_ai-act.docx
+++ b/sources/veille/ai-act/2026-06-14_veille_ai-act.docx
@@ -31,7 +31,7 @@
           <w:sz w:val="28"/>
           <w:szCs w:val="28"/>
         </w:rPr>
-        <w:t xml:space="preserve">Date : 14 juin 2026  |  Sources accessibles : 5/7</w:t>
+        <w:t xml:space="preserve">Date : 14 juin 2026  |  Sources accessibles : 4/7 (corrigé le 12/09/2026 — voir le journal des corrections)</w:t>
       </w:r>
     </w:p>
     <w:p>
@@ -1416,6 +1416,52 @@
           <w:szCs w:val="22"/>
         </w:rPr>
         <w:t xml:space="preserve">🇫🇷 CNIL : suite des travaux IA générative + santé mentale ; éventuelles recommandations secteur santé/social.</w:t>
+      </w:r>
+    </w:p>
+    <w:p>
+      <w:pPr>
+        <w:spacing w:after="120" w:before="320"/>
+      </w:pPr>
+      <w:r>
+        <w:rPr>
+          <w:rFonts w:ascii="Calibri" w:cs="Calibri" w:eastAsia="Calibri" w:hAnsi="Calibri"/>
+          <w:b/>
+          <w:bCs/>
+          <w:color w:val="1B3A6B"/>
+          <w:sz w:val="28"/>
+          <w:szCs w:val="28"/>
+        </w:rPr>
+        <w:t xml:space="preserve">📝 Journal des corrections — 12 septembre 2026</w:t>
+      </w:r>
+    </w:p>
+    <w:p>
+      <w:pPr>
+        <w:spacing w:after="80"/>
+      </w:pPr>
+      <w:r>
+        <w:rPr>
+          <w:rFonts w:ascii="Calibri" w:cs="Calibri" w:eastAsia="Calibri" w:hAnsi="Calibri"/>
+          <w:b/>
+          <w:bCs/>
+          <w:color w:val="1F2937"/>
+          <w:sz w:val="22"/>
+          <w:szCs w:val="22"/>
+        </w:rPr>
+        <w:t xml:space="preserve">Décompte des sources corrigé le 12/09/2026, au cours d'un contrôle des 85 veilles du dépôt (outils/scripts/controle_decompte.py). Le contenu de la note est inchangé ; seuls les nombres annoncés ont été alignés sur la liste des sources qu'elle contient. Formulation d'origine conservée ici.</w:t>
+      </w:r>
+    </w:p>
+    <w:p>
+      <w:pPr>
+        <w:spacing w:after="80"/>
+      </w:pPr>
+      <w:r>
+        <w:rPr>
+          <w:rFonts w:ascii="Calibri" w:cs="Calibri" w:eastAsia="Calibri" w:hAnsi="Calibri"/>
+          <w:color w:val="1F2937"/>
+          <w:sz w:val="22"/>
+          <w:szCs w:val="22"/>
+        </w:rPr>
+        <w:t xml:space="preserve">Version initiale : « Sources accessibles : 5/7 ». La liste compte quatre ✅ (Commission, artificialintelligenceact.eu via WebSearch, IAPP, CNIL) et trois ⛔ (Service Desk, Conseil, timeline). Le même écart figure dans les éditions du 21/06 et du 28/06, corrigées le même jour.</w:t>
       </w:r>
     </w:p>
     <w:p>

--- a/sources/veille/ai-act/2026-06-14_veille_ai-act.docx
+++ b/sources/veille/ai-act/2026-06-14_veille_ai-act.docx
@@ -1145,7 +1145,32 @@
           <w:sz w:val="22"/>
           <w:szCs w:val="22"/>
         </w:rPr>
-        <w:t xml:space="preserve">⛔ Service desk AI Act (ai-act-service-desk.ec.europa.eu/timeline) — inaccessible en headless</w:t>
+        <w:t xml:space="preserve">⛔ Service desk AI Act (</w:t>
+      </w:r>
+      <w:hyperlink w:history="1" r:id="rIdcorr0_527757">
+        <w:r>
+          <w:rPr>
+            <w:rFonts w:ascii="Calibri" w:cs="Calibri" w:eastAsia="Calibri" w:hAnsi="Calibri"/>
+            <w:color w:val="1155CC"/>
+            <w:sz w:val="22"/>
+            <w:szCs w:val="22"/>
+            <w:u w:val="single"/>
+          </w:rPr>
+          <w:t xml:space="preserve">ai-act-service-desk.ec.europa.eu/timeline</w:t>
+        </w:r>
+      </w:hyperlink>
+      <w:r>
+        <w:rPr>
+          <w:rFonts w:ascii="Calibri" w:cs="Calibri" w:eastAsia="Calibri" w:hAnsi="Calibri"/>
+          <w:b w:val="false"/>
+          <w:bCs w:val="false"/>
+          <w:i w:val="false"/>
+          <w:iCs w:val="false"/>
+          <w:color w:val="1F2937"/>
+          <w:sz w:val="22"/>
+          <w:szCs w:val="22"/>
+        </w:rPr>
+        <w:t xml:space="preserve">) — inaccessible en headless</w:t>
       </w:r>
     </w:p>
     <w:p>
@@ -1221,7 +1246,32 @@
           <w:sz w:val="22"/>
           <w:szCs w:val="22"/>
         </w:rPr>
-        <w:t xml:space="preserve">⛔ artificialintelligenceact.eu/implementation-timeline — contenu JS dynamique non rendu</w:t>
+        <w:t xml:space="preserve">⛔ </w:t>
+      </w:r>
+      <w:hyperlink w:history="1" r:id="rIdcorr1_201867">
+        <w:r>
+          <w:rPr>
+            <w:rFonts w:ascii="Calibri" w:cs="Calibri" w:eastAsia="Calibri" w:hAnsi="Calibri"/>
+            <w:color w:val="1155CC"/>
+            <w:sz w:val="22"/>
+            <w:szCs w:val="22"/>
+            <w:u w:val="single"/>
+          </w:rPr>
+          <w:t xml:space="preserve">artificialintelligenceact.eu/implementation-timeline</w:t>
+        </w:r>
+      </w:hyperlink>
+      <w:r>
+        <w:rPr>
+          <w:rFonts w:ascii="Calibri" w:cs="Calibri" w:eastAsia="Calibri" w:hAnsi="Calibri"/>
+          <w:b w:val="false"/>
+          <w:bCs w:val="false"/>
+          <w:i w:val="false"/>
+          <w:iCs w:val="false"/>
+          <w:color w:val="1F2937"/>
+          <w:sz w:val="22"/>
+          <w:szCs w:val="22"/>
+        </w:rPr>
+        <w:t xml:space="preserve"> — contenu JS dynamique non rendu</w:t>
       </w:r>
     </w:p>
     <w:p>
@@ -1483,6 +1533,20 @@
           <w:szCs w:val="22"/>
         </w:rPr>
         <w:t xml:space="preserve">📋 Toute nouvelle publication AI Office (guides pratiques, normes harmonisées) sur le site de la Commission.</w:t>
+      </w:r>
+    </w:p>
+    <w:p>
+      <w:pPr>
+        <w:spacing w:after="80"/>
+      </w:pPr>
+      <w:r>
+        <w:rPr>
+          <w:rFonts w:ascii="Calibri" w:cs="Calibri" w:eastAsia="Calibri" w:hAnsi="Calibri"/>
+          <w:color w:val="1F2937"/>
+          <w:sz w:val="22"/>
+          <w:szCs w:val="22"/>
+        </w:rPr>
+        <w:t xml:space="preserve">Liens ajoutés le 12/09/2026 (contrôle des attributions) : les deux pages ⛔ de la liste — Service Desk timeline, artificialintelligenceact.eu/implementation-timeline — étaient nommées sans lien ; elles répondent 200 à un navigateur, le lecteur peut les ouvrir. Texte inchangé.</w:t>
       </w:r>
     </w:p>
     <w:sectPr>
